--- a/PIF/Crime_Hotspot_PID_Final.docx
+++ b/PIF/Crime_Hotspot_PID_Final.docx
@@ -194,12 +194,6 @@
         <w:gridCol w:w="6760"/>
       </w:tblGrid>
       <w:tr>
-        <w:tblPrEx>
-          <w:tblCellMar>
-            <w:top w:w="0" w:type="dxa"/>
-            <w:bottom w:w="0" w:type="dxa"/>
-          </w:tblCellMar>
-        </w:tblPrEx>
         <w:tc>
           <w:tcPr>
             <w:tcW w:w="0" w:type="auto"/>
@@ -236,12 +230,6 @@
         </w:tc>
       </w:tr>
       <w:tr>
-        <w:tblPrEx>
-          <w:tblCellMar>
-            <w:top w:w="0" w:type="dxa"/>
-            <w:bottom w:w="0" w:type="dxa"/>
-          </w:tblCellMar>
-        </w:tblPrEx>
         <w:tc>
           <w:tcPr>
             <w:tcW w:w="2600" w:type="dxa"/>
@@ -304,12 +292,6 @@
         </w:tc>
       </w:tr>
       <w:tr>
-        <w:tblPrEx>
-          <w:tblCellMar>
-            <w:top w:w="0" w:type="dxa"/>
-            <w:bottom w:w="0" w:type="dxa"/>
-          </w:tblCellMar>
-        </w:tblPrEx>
         <w:tc>
           <w:tcPr>
             <w:tcW w:w="2600" w:type="dxa"/>
@@ -370,12 +352,6 @@
         </w:tc>
       </w:tr>
       <w:tr>
-        <w:tblPrEx>
-          <w:tblCellMar>
-            <w:top w:w="0" w:type="dxa"/>
-            <w:bottom w:w="0" w:type="dxa"/>
-          </w:tblCellMar>
-        </w:tblPrEx>
         <w:tc>
           <w:tcPr>
             <w:tcW w:w="2600" w:type="dxa"/>
@@ -436,12 +412,6 @@
         </w:tc>
       </w:tr>
       <w:tr>
-        <w:tblPrEx>
-          <w:tblCellMar>
-            <w:top w:w="0" w:type="dxa"/>
-            <w:bottom w:w="0" w:type="dxa"/>
-          </w:tblCellMar>
-        </w:tblPrEx>
         <w:tc>
           <w:tcPr>
             <w:tcW w:w="2600" w:type="dxa"/>
@@ -502,12 +472,6 @@
         </w:tc>
       </w:tr>
       <w:tr>
-        <w:tblPrEx>
-          <w:tblCellMar>
-            <w:top w:w="0" w:type="dxa"/>
-            <w:bottom w:w="0" w:type="dxa"/>
-          </w:tblCellMar>
-        </w:tblPrEx>
         <w:tc>
           <w:tcPr>
             <w:tcW w:w="2600" w:type="dxa"/>
@@ -568,12 +532,6 @@
         </w:tc>
       </w:tr>
       <w:tr>
-        <w:tblPrEx>
-          <w:tblCellMar>
-            <w:top w:w="0" w:type="dxa"/>
-            <w:bottom w:w="0" w:type="dxa"/>
-          </w:tblCellMar>
-        </w:tblPrEx>
         <w:tc>
           <w:tcPr>
             <w:tcW w:w="2600" w:type="dxa"/>
@@ -634,12 +592,6 @@
         </w:tc>
       </w:tr>
       <w:tr>
-        <w:tblPrEx>
-          <w:tblCellMar>
-            <w:top w:w="0" w:type="dxa"/>
-            <w:bottom w:w="0" w:type="dxa"/>
-          </w:tblCellMar>
-        </w:tblPrEx>
         <w:tc>
           <w:tcPr>
             <w:tcW w:w="2600" w:type="dxa"/>
@@ -700,12 +652,6 @@
         </w:tc>
       </w:tr>
       <w:tr>
-        <w:tblPrEx>
-          <w:tblCellMar>
-            <w:top w:w="0" w:type="dxa"/>
-            <w:bottom w:w="0" w:type="dxa"/>
-          </w:tblCellMar>
-        </w:tblPrEx>
         <w:tc>
           <w:tcPr>
             <w:tcW w:w="2600" w:type="dxa"/>
@@ -766,12 +712,6 @@
         </w:tc>
       </w:tr>
       <w:tr>
-        <w:tblPrEx>
-          <w:tblCellMar>
-            <w:top w:w="0" w:type="dxa"/>
-            <w:bottom w:w="0" w:type="dxa"/>
-          </w:tblCellMar>
-        </w:tblPrEx>
         <w:tc>
           <w:tcPr>
             <w:tcW w:w="2600" w:type="dxa"/>
@@ -832,12 +772,6 @@
         </w:tc>
       </w:tr>
       <w:tr>
-        <w:tblPrEx>
-          <w:tblCellMar>
-            <w:top w:w="0" w:type="dxa"/>
-            <w:bottom w:w="0" w:type="dxa"/>
-          </w:tblCellMar>
-        </w:tblPrEx>
         <w:tc>
           <w:tcPr>
             <w:tcW w:w="2600" w:type="dxa"/>
@@ -892,18 +826,30 @@
                 <w:sz w:val="20"/>
                 <w:szCs w:val="20"/>
               </w:rPr>
-              <w:t>github.com/[team-repo] — open source, MIT licence</w:t>
+              <w:t>github.com/[</w:t>
+            </w:r>
+            <w:hyperlink r:id="rId7" w:history="1">
+              <w:r>
+                <w:rPr>
+                  <w:rStyle w:val="Hyperlink"/>
+                  <w:sz w:val="20"/>
+                  <w:szCs w:val="20"/>
+                </w:rPr>
+                <w:t>team-repo</w:t>
+              </w:r>
+            </w:hyperlink>
+            <w:r>
+              <w:rPr>
+                <w:color w:val="000000"/>
+                <w:sz w:val="20"/>
+                <w:szCs w:val="20"/>
+              </w:rPr>
+              <w:t>] — open source, MIT licence</w:t>
             </w:r>
           </w:p>
         </w:tc>
       </w:tr>
       <w:tr>
-        <w:tblPrEx>
-          <w:tblCellMar>
-            <w:top w:w="0" w:type="dxa"/>
-            <w:bottom w:w="0" w:type="dxa"/>
-          </w:tblCellMar>
-        </w:tblPrEx>
         <w:tc>
           <w:tcPr>
             <w:tcW w:w="2600" w:type="dxa"/>
@@ -964,12 +910,6 @@
         </w:tc>
       </w:tr>
       <w:tr>
-        <w:tblPrEx>
-          <w:tblCellMar>
-            <w:top w:w="0" w:type="dxa"/>
-            <w:bottom w:w="0" w:type="dxa"/>
-          </w:tblCellMar>
-        </w:tblPrEx>
         <w:tc>
           <w:tcPr>
             <w:tcW w:w="2600" w:type="dxa"/>
@@ -1030,12 +970,6 @@
         </w:tc>
       </w:tr>
       <w:tr>
-        <w:tblPrEx>
-          <w:tblCellMar>
-            <w:top w:w="0" w:type="dxa"/>
-            <w:bottom w:w="0" w:type="dxa"/>
-          </w:tblCellMar>
-        </w:tblPrEx>
         <w:tc>
           <w:tcPr>
             <w:tcW w:w="2600" w:type="dxa"/>
@@ -1096,12 +1030,6 @@
         </w:tc>
       </w:tr>
       <w:tr>
-        <w:tblPrEx>
-          <w:tblCellMar>
-            <w:top w:w="0" w:type="dxa"/>
-            <w:bottom w:w="0" w:type="dxa"/>
-          </w:tblCellMar>
-        </w:tblPrEx>
         <w:tc>
           <w:tcPr>
             <w:tcW w:w="2600" w:type="dxa"/>
@@ -1200,12 +1128,6 @@
         <w:gridCol w:w="9360"/>
       </w:tblGrid>
       <w:tr>
-        <w:tblPrEx>
-          <w:tblCellMar>
-            <w:top w:w="0" w:type="dxa"/>
-            <w:bottom w:w="0" w:type="dxa"/>
-          </w:tblCellMar>
-        </w:tblPrEx>
         <w:tc>
           <w:tcPr>
             <w:tcW w:w="0" w:type="auto"/>
@@ -1312,12 +1234,6 @@
         <w:gridCol w:w="2560"/>
       </w:tblGrid>
       <w:tr>
-        <w:tblPrEx>
-          <w:tblCellMar>
-            <w:top w:w="0" w:type="dxa"/>
-            <w:bottom w:w="0" w:type="dxa"/>
-          </w:tblCellMar>
-        </w:tblPrEx>
         <w:tc>
           <w:tcPr>
             <w:tcW w:w="2400" w:type="dxa"/>
@@ -1452,12 +1368,6 @@
         </w:tc>
       </w:tr>
       <w:tr>
-        <w:tblPrEx>
-          <w:tblCellMar>
-            <w:top w:w="0" w:type="dxa"/>
-            <w:bottom w:w="0" w:type="dxa"/>
-          </w:tblCellMar>
-        </w:tblPrEx>
         <w:tc>
           <w:tcPr>
             <w:tcW w:w="2400" w:type="dxa"/>
@@ -1574,12 +1484,6 @@
         </w:tc>
       </w:tr>
       <w:tr>
-        <w:tblPrEx>
-          <w:tblCellMar>
-            <w:top w:w="0" w:type="dxa"/>
-            <w:bottom w:w="0" w:type="dxa"/>
-          </w:tblCellMar>
-        </w:tblPrEx>
         <w:tc>
           <w:tcPr>
             <w:tcW w:w="2400" w:type="dxa"/>
@@ -1696,12 +1600,6 @@
         </w:tc>
       </w:tr>
       <w:tr>
-        <w:tblPrEx>
-          <w:tblCellMar>
-            <w:top w:w="0" w:type="dxa"/>
-            <w:bottom w:w="0" w:type="dxa"/>
-          </w:tblCellMar>
-        </w:tblPrEx>
         <w:tc>
           <w:tcPr>
             <w:tcW w:w="2400" w:type="dxa"/>
@@ -1818,12 +1716,6 @@
         </w:tc>
       </w:tr>
       <w:tr>
-        <w:tblPrEx>
-          <w:tblCellMar>
-            <w:top w:w="0" w:type="dxa"/>
-            <w:bottom w:w="0" w:type="dxa"/>
-          </w:tblCellMar>
-        </w:tblPrEx>
         <w:tc>
           <w:tcPr>
             <w:tcW w:w="2400" w:type="dxa"/>
@@ -1940,12 +1832,6 @@
         </w:tc>
       </w:tr>
       <w:tr>
-        <w:tblPrEx>
-          <w:tblCellMar>
-            <w:top w:w="0" w:type="dxa"/>
-            <w:bottom w:w="0" w:type="dxa"/>
-          </w:tblCellMar>
-        </w:tblPrEx>
         <w:tc>
           <w:tcPr>
             <w:tcW w:w="2400" w:type="dxa"/>
@@ -2133,12 +2019,6 @@
         <w:gridCol w:w="5360"/>
       </w:tblGrid>
       <w:tr>
-        <w:tblPrEx>
-          <w:tblCellMar>
-            <w:top w:w="0" w:type="dxa"/>
-            <w:bottom w:w="0" w:type="dxa"/>
-          </w:tblCellMar>
-        </w:tblPrEx>
         <w:tc>
           <w:tcPr>
             <w:tcW w:w="2200" w:type="dxa"/>
@@ -2240,12 +2120,6 @@
         </w:tc>
       </w:tr>
       <w:tr>
-        <w:tblPrEx>
-          <w:tblCellMar>
-            <w:top w:w="0" w:type="dxa"/>
-            <w:bottom w:w="0" w:type="dxa"/>
-          </w:tblCellMar>
-        </w:tblPrEx>
         <w:tc>
           <w:tcPr>
             <w:tcW w:w="2200" w:type="dxa"/>
@@ -2334,12 +2208,6 @@
         </w:tc>
       </w:tr>
       <w:tr>
-        <w:tblPrEx>
-          <w:tblCellMar>
-            <w:top w:w="0" w:type="dxa"/>
-            <w:bottom w:w="0" w:type="dxa"/>
-          </w:tblCellMar>
-        </w:tblPrEx>
         <w:tc>
           <w:tcPr>
             <w:tcW w:w="2200" w:type="dxa"/>
@@ -2428,12 +2296,6 @@
         </w:tc>
       </w:tr>
       <w:tr>
-        <w:tblPrEx>
-          <w:tblCellMar>
-            <w:top w:w="0" w:type="dxa"/>
-            <w:bottom w:w="0" w:type="dxa"/>
-          </w:tblCellMar>
-        </w:tblPrEx>
         <w:tc>
           <w:tcPr>
             <w:tcW w:w="2200" w:type="dxa"/>
@@ -2522,12 +2384,6 @@
         </w:tc>
       </w:tr>
       <w:tr>
-        <w:tblPrEx>
-          <w:tblCellMar>
-            <w:top w:w="0" w:type="dxa"/>
-            <w:bottom w:w="0" w:type="dxa"/>
-          </w:tblCellMar>
-        </w:tblPrEx>
         <w:tc>
           <w:tcPr>
             <w:tcW w:w="2200" w:type="dxa"/>
@@ -2616,12 +2472,6 @@
         </w:tc>
       </w:tr>
       <w:tr>
-        <w:tblPrEx>
-          <w:tblCellMar>
-            <w:top w:w="0" w:type="dxa"/>
-            <w:bottom w:w="0" w:type="dxa"/>
-          </w:tblCellMar>
-        </w:tblPrEx>
         <w:tc>
           <w:tcPr>
             <w:tcW w:w="2200" w:type="dxa"/>
@@ -2710,12 +2560,6 @@
         </w:tc>
       </w:tr>
       <w:tr>
-        <w:tblPrEx>
-          <w:tblCellMar>
-            <w:top w:w="0" w:type="dxa"/>
-            <w:bottom w:w="0" w:type="dxa"/>
-          </w:tblCellMar>
-        </w:tblPrEx>
         <w:tc>
           <w:tcPr>
             <w:tcW w:w="2200" w:type="dxa"/>
@@ -2804,12 +2648,6 @@
         </w:tc>
       </w:tr>
       <w:tr>
-        <w:tblPrEx>
-          <w:tblCellMar>
-            <w:top w:w="0" w:type="dxa"/>
-            <w:bottom w:w="0" w:type="dxa"/>
-          </w:tblCellMar>
-        </w:tblPrEx>
         <w:tc>
           <w:tcPr>
             <w:tcW w:w="2200" w:type="dxa"/>
@@ -2949,12 +2787,6 @@
         <w:gridCol w:w="9360"/>
       </w:tblGrid>
       <w:tr>
-        <w:tblPrEx>
-          <w:tblCellMar>
-            <w:top w:w="0" w:type="dxa"/>
-            <w:bottom w:w="0" w:type="dxa"/>
-          </w:tblCellMar>
-        </w:tblPrEx>
         <w:tc>
           <w:tcPr>
             <w:tcW w:w="0" w:type="auto"/>
@@ -3030,12 +2862,6 @@
         <w:gridCol w:w="7560"/>
       </w:tblGrid>
       <w:tr>
-        <w:tblPrEx>
-          <w:tblCellMar>
-            <w:top w:w="0" w:type="dxa"/>
-            <w:bottom w:w="0" w:type="dxa"/>
-          </w:tblCellMar>
-        </w:tblPrEx>
         <w:tc>
           <w:tcPr>
             <w:tcW w:w="1800" w:type="dxa"/>
@@ -3104,12 +2930,6 @@
         </w:tc>
       </w:tr>
       <w:tr>
-        <w:tblPrEx>
-          <w:tblCellMar>
-            <w:top w:w="0" w:type="dxa"/>
-            <w:bottom w:w="0" w:type="dxa"/>
-          </w:tblCellMar>
-        </w:tblPrEx>
         <w:tc>
           <w:tcPr>
             <w:tcW w:w="1800" w:type="dxa"/>
@@ -3170,12 +2990,6 @@
         </w:tc>
       </w:tr>
       <w:tr>
-        <w:tblPrEx>
-          <w:tblCellMar>
-            <w:top w:w="0" w:type="dxa"/>
-            <w:bottom w:w="0" w:type="dxa"/>
-          </w:tblCellMar>
-        </w:tblPrEx>
         <w:tc>
           <w:tcPr>
             <w:tcW w:w="1800" w:type="dxa"/>
@@ -3254,12 +3068,6 @@
         </w:tc>
       </w:tr>
       <w:tr>
-        <w:tblPrEx>
-          <w:tblCellMar>
-            <w:top w:w="0" w:type="dxa"/>
-            <w:bottom w:w="0" w:type="dxa"/>
-          </w:tblCellMar>
-        </w:tblPrEx>
         <w:tc>
           <w:tcPr>
             <w:tcW w:w="1800" w:type="dxa"/>
@@ -3338,12 +3146,6 @@
         </w:tc>
       </w:tr>
       <w:tr>
-        <w:tblPrEx>
-          <w:tblCellMar>
-            <w:top w:w="0" w:type="dxa"/>
-            <w:bottom w:w="0" w:type="dxa"/>
-          </w:tblCellMar>
-        </w:tblPrEx>
         <w:tc>
           <w:tcPr>
             <w:tcW w:w="1800" w:type="dxa"/>
@@ -3422,12 +3224,6 @@
         </w:tc>
       </w:tr>
       <w:tr>
-        <w:tblPrEx>
-          <w:tblCellMar>
-            <w:top w:w="0" w:type="dxa"/>
-            <w:bottom w:w="0" w:type="dxa"/>
-          </w:tblCellMar>
-        </w:tblPrEx>
         <w:tc>
           <w:tcPr>
             <w:tcW w:w="1800" w:type="dxa"/>
@@ -3729,12 +3525,6 @@
         <w:gridCol w:w="7360"/>
       </w:tblGrid>
       <w:tr>
-        <w:tblPrEx>
-          <w:tblCellMar>
-            <w:top w:w="0" w:type="dxa"/>
-            <w:bottom w:w="0" w:type="dxa"/>
-          </w:tblCellMar>
-        </w:tblPrEx>
         <w:tc>
           <w:tcPr>
             <w:tcW w:w="2000" w:type="dxa"/>
@@ -3804,12 +3594,6 @@
         </w:tc>
       </w:tr>
       <w:tr>
-        <w:tblPrEx>
-          <w:tblCellMar>
-            <w:top w:w="0" w:type="dxa"/>
-            <w:bottom w:w="0" w:type="dxa"/>
-          </w:tblCellMar>
-        </w:tblPrEx>
         <w:tc>
           <w:tcPr>
             <w:tcW w:w="2000" w:type="dxa"/>
@@ -3870,12 +3654,6 @@
         </w:tc>
       </w:tr>
       <w:tr>
-        <w:tblPrEx>
-          <w:tblCellMar>
-            <w:top w:w="0" w:type="dxa"/>
-            <w:bottom w:w="0" w:type="dxa"/>
-          </w:tblCellMar>
-        </w:tblPrEx>
         <w:tc>
           <w:tcPr>
             <w:tcW w:w="2000" w:type="dxa"/>
@@ -3936,12 +3714,6 @@
         </w:tc>
       </w:tr>
       <w:tr>
-        <w:tblPrEx>
-          <w:tblCellMar>
-            <w:top w:w="0" w:type="dxa"/>
-            <w:bottom w:w="0" w:type="dxa"/>
-          </w:tblCellMar>
-        </w:tblPrEx>
         <w:tc>
           <w:tcPr>
             <w:tcW w:w="2000" w:type="dxa"/>
@@ -4002,12 +3774,6 @@
         </w:tc>
       </w:tr>
       <w:tr>
-        <w:tblPrEx>
-          <w:tblCellMar>
-            <w:top w:w="0" w:type="dxa"/>
-            <w:bottom w:w="0" w:type="dxa"/>
-          </w:tblCellMar>
-        </w:tblPrEx>
         <w:tc>
           <w:tcPr>
             <w:tcW w:w="2000" w:type="dxa"/>
@@ -4068,12 +3834,6 @@
         </w:tc>
       </w:tr>
       <w:tr>
-        <w:tblPrEx>
-          <w:tblCellMar>
-            <w:top w:w="0" w:type="dxa"/>
-            <w:bottom w:w="0" w:type="dxa"/>
-          </w:tblCellMar>
-        </w:tblPrEx>
         <w:tc>
           <w:tcPr>
             <w:tcW w:w="2000" w:type="dxa"/>
@@ -4134,12 +3894,6 @@
         </w:tc>
       </w:tr>
       <w:tr>
-        <w:tblPrEx>
-          <w:tblCellMar>
-            <w:top w:w="0" w:type="dxa"/>
-            <w:bottom w:w="0" w:type="dxa"/>
-          </w:tblCellMar>
-        </w:tblPrEx>
         <w:tc>
           <w:tcPr>
             <w:tcW w:w="2000" w:type="dxa"/>
@@ -4236,12 +3990,6 @@
         </w:tc>
       </w:tr>
       <w:tr>
-        <w:tblPrEx>
-          <w:tblCellMar>
-            <w:top w:w="0" w:type="dxa"/>
-            <w:bottom w:w="0" w:type="dxa"/>
-          </w:tblCellMar>
-        </w:tblPrEx>
         <w:tc>
           <w:tcPr>
             <w:tcW w:w="2000" w:type="dxa"/>
@@ -4340,12 +4088,6 @@
         <w:gridCol w:w="9360"/>
       </w:tblGrid>
       <w:tr>
-        <w:tblPrEx>
-          <w:tblCellMar>
-            <w:top w:w="0" w:type="dxa"/>
-            <w:bottom w:w="0" w:type="dxa"/>
-          </w:tblCellMar>
-        </w:tblPrEx>
         <w:tc>
           <w:tcPr>
             <w:tcW w:w="0" w:type="auto"/>
@@ -4461,12 +4203,6 @@
         <w:gridCol w:w="2000"/>
       </w:tblGrid>
       <w:tr>
-        <w:tblPrEx>
-          <w:tblCellMar>
-            <w:top w:w="0" w:type="dxa"/>
-            <w:bottom w:w="0" w:type="dxa"/>
-          </w:tblCellMar>
-        </w:tblPrEx>
         <w:tc>
           <w:tcPr>
             <w:tcW w:w="900" w:type="dxa"/>
@@ -4634,12 +4370,6 @@
         </w:tc>
       </w:tr>
       <w:tr>
-        <w:tblPrEx>
-          <w:tblCellMar>
-            <w:top w:w="0" w:type="dxa"/>
-            <w:bottom w:w="0" w:type="dxa"/>
-          </w:tblCellMar>
-        </w:tblPrEx>
         <w:tc>
           <w:tcPr>
             <w:tcW w:w="900" w:type="dxa"/>
@@ -4792,12 +4522,6 @@
         </w:tc>
       </w:tr>
       <w:tr>
-        <w:tblPrEx>
-          <w:tblCellMar>
-            <w:top w:w="0" w:type="dxa"/>
-            <w:bottom w:w="0" w:type="dxa"/>
-          </w:tblCellMar>
-        </w:tblPrEx>
         <w:tc>
           <w:tcPr>
             <w:tcW w:w="900" w:type="dxa"/>
@@ -4950,12 +4674,6 @@
         </w:tc>
       </w:tr>
       <w:tr>
-        <w:tblPrEx>
-          <w:tblCellMar>
-            <w:top w:w="0" w:type="dxa"/>
-            <w:bottom w:w="0" w:type="dxa"/>
-          </w:tblCellMar>
-        </w:tblPrEx>
         <w:tc>
           <w:tcPr>
             <w:tcW w:w="900" w:type="dxa"/>
@@ -5108,12 +4826,6 @@
         </w:tc>
       </w:tr>
       <w:tr>
-        <w:tblPrEx>
-          <w:tblCellMar>
-            <w:top w:w="0" w:type="dxa"/>
-            <w:bottom w:w="0" w:type="dxa"/>
-          </w:tblCellMar>
-        </w:tblPrEx>
         <w:tc>
           <w:tcPr>
             <w:tcW w:w="900" w:type="dxa"/>
@@ -5302,12 +5014,6 @@
         </w:tc>
       </w:tr>
       <w:tr>
-        <w:tblPrEx>
-          <w:tblCellMar>
-            <w:top w:w="0" w:type="dxa"/>
-            <w:bottom w:w="0" w:type="dxa"/>
-          </w:tblCellMar>
-        </w:tblPrEx>
         <w:tc>
           <w:tcPr>
             <w:tcW w:w="900" w:type="dxa"/>
@@ -5497,12 +5203,6 @@
         <w:gridCol w:w="1800"/>
       </w:tblGrid>
       <w:tr>
-        <w:tblPrEx>
-          <w:tblCellMar>
-            <w:top w:w="0" w:type="dxa"/>
-            <w:bottom w:w="0" w:type="dxa"/>
-          </w:tblCellMar>
-        </w:tblPrEx>
         <w:tc>
           <w:tcPr>
             <w:tcW w:w="1400" w:type="dxa"/>
@@ -5637,12 +5337,6 @@
         </w:tc>
       </w:tr>
       <w:tr>
-        <w:tblPrEx>
-          <w:tblCellMar>
-            <w:top w:w="0" w:type="dxa"/>
-            <w:bottom w:w="0" w:type="dxa"/>
-          </w:tblCellMar>
-        </w:tblPrEx>
         <w:tc>
           <w:tcPr>
             <w:tcW w:w="1400" w:type="dxa"/>
@@ -5765,12 +5459,6 @@
         </w:tc>
       </w:tr>
       <w:tr>
-        <w:tblPrEx>
-          <w:tblCellMar>
-            <w:top w:w="0" w:type="dxa"/>
-            <w:bottom w:w="0" w:type="dxa"/>
-          </w:tblCellMar>
-        </w:tblPrEx>
         <w:tc>
           <w:tcPr>
             <w:tcW w:w="1400" w:type="dxa"/>
@@ -5892,12 +5580,6 @@
         </w:tc>
       </w:tr>
       <w:tr>
-        <w:tblPrEx>
-          <w:tblCellMar>
-            <w:top w:w="0" w:type="dxa"/>
-            <w:bottom w:w="0" w:type="dxa"/>
-          </w:tblCellMar>
-        </w:tblPrEx>
         <w:tc>
           <w:tcPr>
             <w:tcW w:w="1400" w:type="dxa"/>
@@ -6019,12 +5701,6 @@
         </w:tc>
       </w:tr>
       <w:tr>
-        <w:tblPrEx>
-          <w:tblCellMar>
-            <w:top w:w="0" w:type="dxa"/>
-            <w:bottom w:w="0" w:type="dxa"/>
-          </w:tblCellMar>
-        </w:tblPrEx>
         <w:tc>
           <w:tcPr>
             <w:tcW w:w="1400" w:type="dxa"/>
@@ -6146,12 +5822,6 @@
         </w:tc>
       </w:tr>
       <w:tr>
-        <w:tblPrEx>
-          <w:tblCellMar>
-            <w:top w:w="0" w:type="dxa"/>
-            <w:bottom w:w="0" w:type="dxa"/>
-          </w:tblCellMar>
-        </w:tblPrEx>
         <w:tc>
           <w:tcPr>
             <w:tcW w:w="1400" w:type="dxa"/>
@@ -6273,12 +5943,6 @@
         </w:tc>
       </w:tr>
       <w:tr>
-        <w:tblPrEx>
-          <w:tblCellMar>
-            <w:top w:w="0" w:type="dxa"/>
-            <w:bottom w:w="0" w:type="dxa"/>
-          </w:tblCellMar>
-        </w:tblPrEx>
         <w:tc>
           <w:tcPr>
             <w:tcW w:w="1400" w:type="dxa"/>
@@ -6400,12 +6064,6 @@
         </w:tc>
       </w:tr>
       <w:tr>
-        <w:tblPrEx>
-          <w:tblCellMar>
-            <w:top w:w="0" w:type="dxa"/>
-            <w:bottom w:w="0" w:type="dxa"/>
-          </w:tblCellMar>
-        </w:tblPrEx>
         <w:tc>
           <w:tcPr>
             <w:tcW w:w="1400" w:type="dxa"/>
@@ -6527,12 +6185,6 @@
         </w:tc>
       </w:tr>
       <w:tr>
-        <w:tblPrEx>
-          <w:tblCellMar>
-            <w:top w:w="0" w:type="dxa"/>
-            <w:bottom w:w="0" w:type="dxa"/>
-          </w:tblCellMar>
-        </w:tblPrEx>
         <w:tc>
           <w:tcPr>
             <w:tcW w:w="1400" w:type="dxa"/>
@@ -6690,12 +6342,6 @@
         <w:gridCol w:w="2360"/>
       </w:tblGrid>
       <w:tr>
-        <w:tblPrEx>
-          <w:tblCellMar>
-            <w:top w:w="0" w:type="dxa"/>
-            <w:bottom w:w="0" w:type="dxa"/>
-          </w:tblCellMar>
-        </w:tblPrEx>
         <w:tc>
           <w:tcPr>
             <w:tcW w:w="4000" w:type="dxa"/>
@@ -6797,12 +6443,6 @@
         </w:tc>
       </w:tr>
       <w:tr>
-        <w:tblPrEx>
-          <w:tblCellMar>
-            <w:top w:w="0" w:type="dxa"/>
-            <w:bottom w:w="0" w:type="dxa"/>
-          </w:tblCellMar>
-        </w:tblPrEx>
         <w:tc>
           <w:tcPr>
             <w:tcW w:w="4000" w:type="dxa"/>
@@ -6894,12 +6534,6 @@
         </w:tc>
       </w:tr>
       <w:tr>
-        <w:tblPrEx>
-          <w:tblCellMar>
-            <w:top w:w="0" w:type="dxa"/>
-            <w:bottom w:w="0" w:type="dxa"/>
-          </w:tblCellMar>
-        </w:tblPrEx>
         <w:tc>
           <w:tcPr>
             <w:tcW w:w="4000" w:type="dxa"/>
@@ -6991,12 +6625,6 @@
         </w:tc>
       </w:tr>
       <w:tr>
-        <w:tblPrEx>
-          <w:tblCellMar>
-            <w:top w:w="0" w:type="dxa"/>
-            <w:bottom w:w="0" w:type="dxa"/>
-          </w:tblCellMar>
-        </w:tblPrEx>
         <w:tc>
           <w:tcPr>
             <w:tcW w:w="4000" w:type="dxa"/>
@@ -7088,12 +6716,6 @@
         </w:tc>
       </w:tr>
       <w:tr>
-        <w:tblPrEx>
-          <w:tblCellMar>
-            <w:top w:w="0" w:type="dxa"/>
-            <w:bottom w:w="0" w:type="dxa"/>
-          </w:tblCellMar>
-        </w:tblPrEx>
         <w:tc>
           <w:tcPr>
             <w:tcW w:w="4000" w:type="dxa"/>
@@ -7185,12 +6807,6 @@
         </w:tc>
       </w:tr>
       <w:tr>
-        <w:tblPrEx>
-          <w:tblCellMar>
-            <w:top w:w="0" w:type="dxa"/>
-            <w:bottom w:w="0" w:type="dxa"/>
-          </w:tblCellMar>
-        </w:tblPrEx>
         <w:tc>
           <w:tcPr>
             <w:tcW w:w="4000" w:type="dxa"/>
@@ -7282,12 +6898,6 @@
         </w:tc>
       </w:tr>
       <w:tr>
-        <w:tblPrEx>
-          <w:tblCellMar>
-            <w:top w:w="0" w:type="dxa"/>
-            <w:bottom w:w="0" w:type="dxa"/>
-          </w:tblCellMar>
-        </w:tblPrEx>
         <w:tc>
           <w:tcPr>
             <w:tcW w:w="4000" w:type="dxa"/>
@@ -7379,12 +6989,6 @@
         </w:tc>
       </w:tr>
       <w:tr>
-        <w:tblPrEx>
-          <w:tblCellMar>
-            <w:top w:w="0" w:type="dxa"/>
-            <w:bottom w:w="0" w:type="dxa"/>
-          </w:tblCellMar>
-        </w:tblPrEx>
         <w:tc>
           <w:tcPr>
             <w:tcW w:w="4000" w:type="dxa"/>
@@ -7476,12 +7080,6 @@
         </w:tc>
       </w:tr>
       <w:tr>
-        <w:tblPrEx>
-          <w:tblCellMar>
-            <w:top w:w="0" w:type="dxa"/>
-            <w:bottom w:w="0" w:type="dxa"/>
-          </w:tblCellMar>
-        </w:tblPrEx>
         <w:tc>
           <w:tcPr>
             <w:tcW w:w="4000" w:type="dxa"/>
@@ -7609,12 +7207,6 @@
         <w:gridCol w:w="4760"/>
       </w:tblGrid>
       <w:tr>
-        <w:tblPrEx>
-          <w:tblCellMar>
-            <w:top w:w="0" w:type="dxa"/>
-            <w:bottom w:w="0" w:type="dxa"/>
-          </w:tblCellMar>
-        </w:tblPrEx>
         <w:tc>
           <w:tcPr>
             <w:tcW w:w="2400" w:type="dxa"/>
@@ -7716,12 +7308,6 @@
         </w:tc>
       </w:tr>
       <w:tr>
-        <w:tblPrEx>
-          <w:tblCellMar>
-            <w:top w:w="0" w:type="dxa"/>
-            <w:bottom w:w="0" w:type="dxa"/>
-          </w:tblCellMar>
-        </w:tblPrEx>
         <w:tc>
           <w:tcPr>
             <w:tcW w:w="2400" w:type="dxa"/>
@@ -7810,12 +7396,6 @@
         </w:tc>
       </w:tr>
       <w:tr>
-        <w:tblPrEx>
-          <w:tblCellMar>
-            <w:top w:w="0" w:type="dxa"/>
-            <w:bottom w:w="0" w:type="dxa"/>
-          </w:tblCellMar>
-        </w:tblPrEx>
         <w:tc>
           <w:tcPr>
             <w:tcW w:w="2400" w:type="dxa"/>
@@ -7904,12 +7484,6 @@
         </w:tc>
       </w:tr>
       <w:tr>
-        <w:tblPrEx>
-          <w:tblCellMar>
-            <w:top w:w="0" w:type="dxa"/>
-            <w:bottom w:w="0" w:type="dxa"/>
-          </w:tblCellMar>
-        </w:tblPrEx>
         <w:tc>
           <w:tcPr>
             <w:tcW w:w="2400" w:type="dxa"/>
@@ -8059,12 +7633,6 @@
         <w:gridCol w:w="2360"/>
       </w:tblGrid>
       <w:tr>
-        <w:tblPrEx>
-          <w:tblCellMar>
-            <w:top w:w="0" w:type="dxa"/>
-            <w:bottom w:w="0" w:type="dxa"/>
-          </w:tblCellMar>
-        </w:tblPrEx>
         <w:tc>
           <w:tcPr>
             <w:tcW w:w="2200" w:type="dxa"/>
@@ -8232,12 +7800,6 @@
         </w:tc>
       </w:tr>
       <w:tr>
-        <w:tblPrEx>
-          <w:tblCellMar>
-            <w:top w:w="0" w:type="dxa"/>
-            <w:bottom w:w="0" w:type="dxa"/>
-          </w:tblCellMar>
-        </w:tblPrEx>
         <w:tc>
           <w:tcPr>
             <w:tcW w:w="2200" w:type="dxa"/>
@@ -8382,12 +7944,6 @@
         </w:tc>
       </w:tr>
       <w:tr>
-        <w:tblPrEx>
-          <w:tblCellMar>
-            <w:top w:w="0" w:type="dxa"/>
-            <w:bottom w:w="0" w:type="dxa"/>
-          </w:tblCellMar>
-        </w:tblPrEx>
         <w:tc>
           <w:tcPr>
             <w:tcW w:w="2200" w:type="dxa"/>
@@ -8532,12 +8088,6 @@
         </w:tc>
       </w:tr>
       <w:tr>
-        <w:tblPrEx>
-          <w:tblCellMar>
-            <w:top w:w="0" w:type="dxa"/>
-            <w:bottom w:w="0" w:type="dxa"/>
-          </w:tblCellMar>
-        </w:tblPrEx>
         <w:tc>
           <w:tcPr>
             <w:tcW w:w="2200" w:type="dxa"/>
@@ -8682,12 +8232,6 @@
         </w:tc>
       </w:tr>
       <w:tr>
-        <w:tblPrEx>
-          <w:tblCellMar>
-            <w:top w:w="0" w:type="dxa"/>
-            <w:bottom w:w="0" w:type="dxa"/>
-          </w:tblCellMar>
-        </w:tblPrEx>
         <w:tc>
           <w:tcPr>
             <w:tcW w:w="2200" w:type="dxa"/>
@@ -8830,12 +8374,6 @@
         </w:tc>
       </w:tr>
       <w:tr>
-        <w:tblPrEx>
-          <w:tblCellMar>
-            <w:top w:w="0" w:type="dxa"/>
-            <w:bottom w:w="0" w:type="dxa"/>
-          </w:tblCellMar>
-        </w:tblPrEx>
         <w:tc>
           <w:tcPr>
             <w:tcW w:w="2200" w:type="dxa"/>
@@ -8978,12 +8516,6 @@
         </w:tc>
       </w:tr>
       <w:tr>
-        <w:tblPrEx>
-          <w:tblCellMar>
-            <w:top w:w="0" w:type="dxa"/>
-            <w:bottom w:w="0" w:type="dxa"/>
-          </w:tblCellMar>
-        </w:tblPrEx>
         <w:tc>
           <w:tcPr>
             <w:tcW w:w="2200" w:type="dxa"/>
@@ -9136,12 +8668,6 @@
         </w:tc>
       </w:tr>
       <w:tr>
-        <w:tblPrEx>
-          <w:tblCellMar>
-            <w:top w:w="0" w:type="dxa"/>
-            <w:bottom w:w="0" w:type="dxa"/>
-          </w:tblCellMar>
-        </w:tblPrEx>
         <w:tc>
           <w:tcPr>
             <w:tcW w:w="0" w:type="auto"/>
@@ -9244,12 +8770,6 @@
         <w:gridCol w:w="3480"/>
       </w:tblGrid>
       <w:tr>
-        <w:tblPrEx>
-          <w:tblCellMar>
-            <w:top w:w="0" w:type="dxa"/>
-            <w:bottom w:w="0" w:type="dxa"/>
-          </w:tblCellMar>
-        </w:tblPrEx>
         <w:tc>
           <w:tcPr>
             <w:tcW w:w="2400" w:type="dxa"/>
@@ -9351,12 +8871,6 @@
         </w:tc>
       </w:tr>
       <w:tr>
-        <w:tblPrEx>
-          <w:tblCellMar>
-            <w:top w:w="0" w:type="dxa"/>
-            <w:bottom w:w="0" w:type="dxa"/>
-          </w:tblCellMar>
-        </w:tblPrEx>
         <w:tc>
           <w:tcPr>
             <w:tcW w:w="2400" w:type="dxa"/>
@@ -9445,12 +8959,6 @@
         </w:tc>
       </w:tr>
       <w:tr>
-        <w:tblPrEx>
-          <w:tblCellMar>
-            <w:top w:w="0" w:type="dxa"/>
-            <w:bottom w:w="0" w:type="dxa"/>
-          </w:tblCellMar>
-        </w:tblPrEx>
         <w:tc>
           <w:tcPr>
             <w:tcW w:w="2400" w:type="dxa"/>
@@ -9595,12 +9103,6 @@
         </w:tc>
       </w:tr>
       <w:tr>
-        <w:tblPrEx>
-          <w:tblCellMar>
-            <w:top w:w="0" w:type="dxa"/>
-            <w:bottom w:w="0" w:type="dxa"/>
-          </w:tblCellMar>
-        </w:tblPrEx>
         <w:tc>
           <w:tcPr>
             <w:tcW w:w="2400" w:type="dxa"/>
@@ -9699,12 +9201,6 @@
         </w:tc>
       </w:tr>
       <w:tr>
-        <w:tblPrEx>
-          <w:tblCellMar>
-            <w:top w:w="0" w:type="dxa"/>
-            <w:bottom w:w="0" w:type="dxa"/>
-          </w:tblCellMar>
-        </w:tblPrEx>
         <w:tc>
           <w:tcPr>
             <w:tcW w:w="2400" w:type="dxa"/>
@@ -9793,12 +9289,6 @@
         </w:tc>
       </w:tr>
       <w:tr>
-        <w:tblPrEx>
-          <w:tblCellMar>
-            <w:top w:w="0" w:type="dxa"/>
-            <w:bottom w:w="0" w:type="dxa"/>
-          </w:tblCellMar>
-        </w:tblPrEx>
         <w:tc>
           <w:tcPr>
             <w:tcW w:w="2400" w:type="dxa"/>
@@ -9905,12 +9395,6 @@
         </w:tc>
       </w:tr>
       <w:tr>
-        <w:tblPrEx>
-          <w:tblCellMar>
-            <w:top w:w="0" w:type="dxa"/>
-            <w:bottom w:w="0" w:type="dxa"/>
-          </w:tblCellMar>
-        </w:tblPrEx>
         <w:tc>
           <w:tcPr>
             <w:tcW w:w="2400" w:type="dxa"/>
@@ -10037,12 +9521,6 @@
         <w:gridCol w:w="9360"/>
       </w:tblGrid>
       <w:tr>
-        <w:tblPrEx>
-          <w:tblCellMar>
-            <w:top w:w="0" w:type="dxa"/>
-            <w:bottom w:w="0" w:type="dxa"/>
-          </w:tblCellMar>
-        </w:tblPrEx>
         <w:tc>
           <w:tcPr>
             <w:tcW w:w="0" w:type="auto"/>
@@ -10113,12 +9591,6 @@
         <w:gridCol w:w="3835"/>
       </w:tblGrid>
       <w:tr>
-        <w:tblPrEx>
-          <w:tblCellMar>
-            <w:top w:w="0" w:type="dxa"/>
-            <w:bottom w:w="0" w:type="dxa"/>
-          </w:tblCellMar>
-        </w:tblPrEx>
         <w:tc>
           <w:tcPr>
             <w:tcW w:w="500" w:type="dxa"/>
@@ -10286,12 +9758,6 @@
         </w:tc>
       </w:tr>
       <w:tr>
-        <w:tblPrEx>
-          <w:tblCellMar>
-            <w:top w:w="0" w:type="dxa"/>
-            <w:bottom w:w="0" w:type="dxa"/>
-          </w:tblCellMar>
-        </w:tblPrEx>
         <w:tc>
           <w:tcPr>
             <w:tcW w:w="500" w:type="dxa"/>
@@ -10441,12 +9907,6 @@
         </w:tc>
       </w:tr>
       <w:tr>
-        <w:tblPrEx>
-          <w:tblCellMar>
-            <w:top w:w="0" w:type="dxa"/>
-            <w:bottom w:w="0" w:type="dxa"/>
-          </w:tblCellMar>
-        </w:tblPrEx>
         <w:tc>
           <w:tcPr>
             <w:tcW w:w="500" w:type="dxa"/>
@@ -10596,12 +10056,6 @@
         </w:tc>
       </w:tr>
       <w:tr>
-        <w:tblPrEx>
-          <w:tblCellMar>
-            <w:top w:w="0" w:type="dxa"/>
-            <w:bottom w:w="0" w:type="dxa"/>
-          </w:tblCellMar>
-        </w:tblPrEx>
         <w:tc>
           <w:tcPr>
             <w:tcW w:w="500" w:type="dxa"/>
@@ -10751,12 +10205,6 @@
         </w:tc>
       </w:tr>
       <w:tr>
-        <w:tblPrEx>
-          <w:tblCellMar>
-            <w:top w:w="0" w:type="dxa"/>
-            <w:bottom w:w="0" w:type="dxa"/>
-          </w:tblCellMar>
-        </w:tblPrEx>
         <w:tc>
           <w:tcPr>
             <w:tcW w:w="500" w:type="dxa"/>
@@ -10906,12 +10354,6 @@
         </w:tc>
       </w:tr>
       <w:tr>
-        <w:tblPrEx>
-          <w:tblCellMar>
-            <w:top w:w="0" w:type="dxa"/>
-            <w:bottom w:w="0" w:type="dxa"/>
-          </w:tblCellMar>
-        </w:tblPrEx>
         <w:tc>
           <w:tcPr>
             <w:tcW w:w="500" w:type="dxa"/>
@@ -11061,12 +10503,6 @@
         </w:tc>
       </w:tr>
       <w:tr>
-        <w:tblPrEx>
-          <w:tblCellMar>
-            <w:top w:w="0" w:type="dxa"/>
-            <w:bottom w:w="0" w:type="dxa"/>
-          </w:tblCellMar>
-        </w:tblPrEx>
         <w:tc>
           <w:tcPr>
             <w:tcW w:w="500" w:type="dxa"/>
@@ -11254,12 +10690,6 @@
         <w:gridCol w:w="9360"/>
       </w:tblGrid>
       <w:tr>
-        <w:tblPrEx>
-          <w:tblCellMar>
-            <w:top w:w="0" w:type="dxa"/>
-            <w:bottom w:w="0" w:type="dxa"/>
-          </w:tblCellMar>
-        </w:tblPrEx>
         <w:tc>
           <w:tcPr>
             <w:tcW w:w="0" w:type="auto"/>
@@ -11327,12 +10757,6 @@
         <w:gridCol w:w="7560"/>
       </w:tblGrid>
       <w:tr>
-        <w:tblPrEx>
-          <w:tblCellMar>
-            <w:top w:w="0" w:type="dxa"/>
-            <w:bottom w:w="0" w:type="dxa"/>
-          </w:tblCellMar>
-        </w:tblPrEx>
         <w:tc>
           <w:tcPr>
             <w:tcW w:w="0" w:type="auto"/>
@@ -11369,12 +10793,6 @@
         </w:tc>
       </w:tr>
       <w:tr>
-        <w:tblPrEx>
-          <w:tblCellMar>
-            <w:top w:w="0" w:type="dxa"/>
-            <w:bottom w:w="0" w:type="dxa"/>
-          </w:tblCellMar>
-        </w:tblPrEx>
         <w:tc>
           <w:tcPr>
             <w:tcW w:w="1800" w:type="dxa"/>
@@ -11435,12 +10853,6 @@
         </w:tc>
       </w:tr>
       <w:tr>
-        <w:tblPrEx>
-          <w:tblCellMar>
-            <w:top w:w="0" w:type="dxa"/>
-            <w:bottom w:w="0" w:type="dxa"/>
-          </w:tblCellMar>
-        </w:tblPrEx>
         <w:tc>
           <w:tcPr>
             <w:tcW w:w="1800" w:type="dxa"/>
@@ -11501,12 +10913,6 @@
         </w:tc>
       </w:tr>
       <w:tr>
-        <w:tblPrEx>
-          <w:tblCellMar>
-            <w:top w:w="0" w:type="dxa"/>
-            <w:bottom w:w="0" w:type="dxa"/>
-          </w:tblCellMar>
-        </w:tblPrEx>
         <w:tc>
           <w:tcPr>
             <w:tcW w:w="1800" w:type="dxa"/>
@@ -11567,12 +10973,6 @@
         </w:tc>
       </w:tr>
       <w:tr>
-        <w:tblPrEx>
-          <w:tblCellMar>
-            <w:top w:w="0" w:type="dxa"/>
-            <w:bottom w:w="0" w:type="dxa"/>
-          </w:tblCellMar>
-        </w:tblPrEx>
         <w:tc>
           <w:tcPr>
             <w:tcW w:w="1800" w:type="dxa"/>
@@ -11633,12 +11033,6 @@
         </w:tc>
       </w:tr>
       <w:tr>
-        <w:tblPrEx>
-          <w:tblCellMar>
-            <w:top w:w="0" w:type="dxa"/>
-            <w:bottom w:w="0" w:type="dxa"/>
-          </w:tblCellMar>
-        </w:tblPrEx>
         <w:tc>
           <w:tcPr>
             <w:tcW w:w="1800" w:type="dxa"/>
@@ -11699,12 +11093,6 @@
         </w:tc>
       </w:tr>
       <w:tr>
-        <w:tblPrEx>
-          <w:tblCellMar>
-            <w:top w:w="0" w:type="dxa"/>
-            <w:bottom w:w="0" w:type="dxa"/>
-          </w:tblCellMar>
-        </w:tblPrEx>
         <w:tc>
           <w:tcPr>
             <w:tcW w:w="0" w:type="auto"/>
@@ -11741,12 +11129,6 @@
         </w:tc>
       </w:tr>
       <w:tr>
-        <w:tblPrEx>
-          <w:tblCellMar>
-            <w:top w:w="0" w:type="dxa"/>
-            <w:bottom w:w="0" w:type="dxa"/>
-          </w:tblCellMar>
-        </w:tblPrEx>
         <w:tc>
           <w:tcPr>
             <w:tcW w:w="1800" w:type="dxa"/>
@@ -11807,12 +11189,6 @@
         </w:tc>
       </w:tr>
       <w:tr>
-        <w:tblPrEx>
-          <w:tblCellMar>
-            <w:top w:w="0" w:type="dxa"/>
-            <w:bottom w:w="0" w:type="dxa"/>
-          </w:tblCellMar>
-        </w:tblPrEx>
         <w:tc>
           <w:tcPr>
             <w:tcW w:w="1800" w:type="dxa"/>
@@ -11873,12 +11249,6 @@
         </w:tc>
       </w:tr>
       <w:tr>
-        <w:tblPrEx>
-          <w:tblCellMar>
-            <w:top w:w="0" w:type="dxa"/>
-            <w:bottom w:w="0" w:type="dxa"/>
-          </w:tblCellMar>
-        </w:tblPrEx>
         <w:tc>
           <w:tcPr>
             <w:tcW w:w="1800" w:type="dxa"/>
@@ -11939,12 +11309,6 @@
         </w:tc>
       </w:tr>
       <w:tr>
-        <w:tblPrEx>
-          <w:tblCellMar>
-            <w:top w:w="0" w:type="dxa"/>
-            <w:bottom w:w="0" w:type="dxa"/>
-          </w:tblCellMar>
-        </w:tblPrEx>
         <w:tc>
           <w:tcPr>
             <w:tcW w:w="1800" w:type="dxa"/>
@@ -12005,12 +11369,6 @@
         </w:tc>
       </w:tr>
       <w:tr>
-        <w:tblPrEx>
-          <w:tblCellMar>
-            <w:top w:w="0" w:type="dxa"/>
-            <w:bottom w:w="0" w:type="dxa"/>
-          </w:tblCellMar>
-        </w:tblPrEx>
         <w:tc>
           <w:tcPr>
             <w:tcW w:w="0" w:type="auto"/>
@@ -12047,12 +11405,6 @@
         </w:tc>
       </w:tr>
       <w:tr>
-        <w:tblPrEx>
-          <w:tblCellMar>
-            <w:top w:w="0" w:type="dxa"/>
-            <w:bottom w:w="0" w:type="dxa"/>
-          </w:tblCellMar>
-        </w:tblPrEx>
         <w:tc>
           <w:tcPr>
             <w:tcW w:w="1800" w:type="dxa"/>
@@ -12113,12 +11465,6 @@
         </w:tc>
       </w:tr>
       <w:tr>
-        <w:tblPrEx>
-          <w:tblCellMar>
-            <w:top w:w="0" w:type="dxa"/>
-            <w:bottom w:w="0" w:type="dxa"/>
-          </w:tblCellMar>
-        </w:tblPrEx>
         <w:tc>
           <w:tcPr>
             <w:tcW w:w="1800" w:type="dxa"/>
@@ -12179,12 +11525,6 @@
         </w:tc>
       </w:tr>
       <w:tr>
-        <w:tblPrEx>
-          <w:tblCellMar>
-            <w:top w:w="0" w:type="dxa"/>
-            <w:bottom w:w="0" w:type="dxa"/>
-          </w:tblCellMar>
-        </w:tblPrEx>
         <w:tc>
           <w:tcPr>
             <w:tcW w:w="1800" w:type="dxa"/>
@@ -12245,12 +11585,6 @@
         </w:tc>
       </w:tr>
       <w:tr>
-        <w:tblPrEx>
-          <w:tblCellMar>
-            <w:top w:w="0" w:type="dxa"/>
-            <w:bottom w:w="0" w:type="dxa"/>
-          </w:tblCellMar>
-        </w:tblPrEx>
         <w:tc>
           <w:tcPr>
             <w:tcW w:w="1800" w:type="dxa"/>
@@ -12349,12 +11683,6 @@
         <w:gridCol w:w="9360"/>
       </w:tblGrid>
       <w:tr>
-        <w:tblPrEx>
-          <w:tblCellMar>
-            <w:top w:w="0" w:type="dxa"/>
-            <w:bottom w:w="0" w:type="dxa"/>
-          </w:tblCellMar>
-        </w:tblPrEx>
         <w:tc>
           <w:tcPr>
             <w:tcW w:w="0" w:type="auto"/>
@@ -12672,12 +12000,6 @@
         <w:gridCol w:w="9360"/>
       </w:tblGrid>
       <w:tr>
-        <w:tblPrEx>
-          <w:tblCellMar>
-            <w:top w:w="0" w:type="dxa"/>
-            <w:bottom w:w="0" w:type="dxa"/>
-          </w:tblCellMar>
-        </w:tblPrEx>
         <w:tc>
           <w:tcPr>
             <w:tcW w:w="0" w:type="auto"/>
@@ -12746,12 +12068,6 @@
         <w:gridCol w:w="2360"/>
       </w:tblGrid>
       <w:tr>
-        <w:tblPrEx>
-          <w:tblCellMar>
-            <w:top w:w="0" w:type="dxa"/>
-            <w:bottom w:w="0" w:type="dxa"/>
-          </w:tblCellMar>
-        </w:tblPrEx>
         <w:tc>
           <w:tcPr>
             <w:tcW w:w="3800" w:type="dxa"/>
@@ -12853,12 +12169,6 @@
         </w:tc>
       </w:tr>
       <w:tr>
-        <w:tblPrEx>
-          <w:tblCellMar>
-            <w:top w:w="0" w:type="dxa"/>
-            <w:bottom w:w="0" w:type="dxa"/>
-          </w:tblCellMar>
-        </w:tblPrEx>
         <w:tc>
           <w:tcPr>
             <w:tcW w:w="3800" w:type="dxa"/>
@@ -13004,12 +12314,6 @@
         </w:tc>
       </w:tr>
       <w:tr>
-        <w:tblPrEx>
-          <w:tblCellMar>
-            <w:top w:w="0" w:type="dxa"/>
-            <w:bottom w:w="0" w:type="dxa"/>
-          </w:tblCellMar>
-        </w:tblPrEx>
         <w:tc>
           <w:tcPr>
             <w:tcW w:w="3800" w:type="dxa"/>
@@ -13101,12 +12405,6 @@
         </w:tc>
       </w:tr>
       <w:tr>
-        <w:tblPrEx>
-          <w:tblCellMar>
-            <w:top w:w="0" w:type="dxa"/>
-            <w:bottom w:w="0" w:type="dxa"/>
-          </w:tblCellMar>
-        </w:tblPrEx>
         <w:tc>
           <w:tcPr>
             <w:tcW w:w="3800" w:type="dxa"/>
@@ -13216,12 +12514,6 @@
         </w:tc>
       </w:tr>
       <w:tr>
-        <w:tblPrEx>
-          <w:tblCellMar>
-            <w:top w:w="0" w:type="dxa"/>
-            <w:bottom w:w="0" w:type="dxa"/>
-          </w:tblCellMar>
-        </w:tblPrEx>
         <w:tc>
           <w:tcPr>
             <w:tcW w:w="3800" w:type="dxa"/>
@@ -13331,12 +12623,6 @@
         </w:tc>
       </w:tr>
       <w:tr>
-        <w:tblPrEx>
-          <w:tblCellMar>
-            <w:top w:w="0" w:type="dxa"/>
-            <w:bottom w:w="0" w:type="dxa"/>
-          </w:tblCellMar>
-        </w:tblPrEx>
         <w:tc>
           <w:tcPr>
             <w:tcW w:w="3800" w:type="dxa"/>
@@ -13446,12 +12732,6 @@
         </w:tc>
       </w:tr>
       <w:tr>
-        <w:tblPrEx>
-          <w:tblCellMar>
-            <w:top w:w="0" w:type="dxa"/>
-            <w:bottom w:w="0" w:type="dxa"/>
-          </w:tblCellMar>
-        </w:tblPrEx>
         <w:tc>
           <w:tcPr>
             <w:tcW w:w="3800" w:type="dxa"/>
@@ -13589,12 +12869,6 @@
         </w:tc>
       </w:tr>
       <w:tr>
-        <w:tblPrEx>
-          <w:tblCellMar>
-            <w:top w:w="0" w:type="dxa"/>
-            <w:bottom w:w="0" w:type="dxa"/>
-          </w:tblCellMar>
-        </w:tblPrEx>
         <w:tc>
           <w:tcPr>
             <w:tcW w:w="3800" w:type="dxa"/>
@@ -13686,12 +12960,6 @@
         </w:tc>
       </w:tr>
       <w:tr>
-        <w:tblPrEx>
-          <w:tblCellMar>
-            <w:top w:w="0" w:type="dxa"/>
-            <w:bottom w:w="0" w:type="dxa"/>
-          </w:tblCellMar>
-        </w:tblPrEx>
         <w:tc>
           <w:tcPr>
             <w:tcW w:w="3800" w:type="dxa"/>
@@ -13783,12 +13051,6 @@
         </w:tc>
       </w:tr>
       <w:tr>
-        <w:tblPrEx>
-          <w:tblCellMar>
-            <w:top w:w="0" w:type="dxa"/>
-            <w:bottom w:w="0" w:type="dxa"/>
-          </w:tblCellMar>
-        </w:tblPrEx>
         <w:tc>
           <w:tcPr>
             <w:tcW w:w="3800" w:type="dxa"/>
@@ -13880,12 +13142,6 @@
         </w:tc>
       </w:tr>
       <w:tr>
-        <w:tblPrEx>
-          <w:tblCellMar>
-            <w:top w:w="0" w:type="dxa"/>
-            <w:bottom w:w="0" w:type="dxa"/>
-          </w:tblCellMar>
-        </w:tblPrEx>
         <w:tc>
           <w:tcPr>
             <w:tcW w:w="3800" w:type="dxa"/>
@@ -13977,12 +13233,6 @@
         </w:tc>
       </w:tr>
       <w:tr>
-        <w:tblPrEx>
-          <w:tblCellMar>
-            <w:top w:w="0" w:type="dxa"/>
-            <w:bottom w:w="0" w:type="dxa"/>
-          </w:tblCellMar>
-        </w:tblPrEx>
         <w:tc>
           <w:tcPr>
             <w:tcW w:w="3800" w:type="dxa"/>
@@ -14112,12 +13362,6 @@
         <w:gridCol w:w="9360"/>
       </w:tblGrid>
       <w:tr>
-        <w:tblPrEx>
-          <w:tblCellMar>
-            <w:top w:w="0" w:type="dxa"/>
-            <w:bottom w:w="0" w:type="dxa"/>
-          </w:tblCellMar>
-        </w:tblPrEx>
         <w:tc>
           <w:tcPr>
             <w:tcW w:w="0" w:type="auto"/>
@@ -14185,12 +13429,6 @@
         <w:gridCol w:w="6560"/>
       </w:tblGrid>
       <w:tr>
-        <w:tblPrEx>
-          <w:tblCellMar>
-            <w:top w:w="0" w:type="dxa"/>
-            <w:bottom w:w="0" w:type="dxa"/>
-          </w:tblCellMar>
-        </w:tblPrEx>
         <w:tc>
           <w:tcPr>
             <w:tcW w:w="2800" w:type="dxa"/>
@@ -14259,12 +13497,6 @@
         </w:tc>
       </w:tr>
       <w:tr>
-        <w:tblPrEx>
-          <w:tblCellMar>
-            <w:top w:w="0" w:type="dxa"/>
-            <w:bottom w:w="0" w:type="dxa"/>
-          </w:tblCellMar>
-        </w:tblPrEx>
         <w:tc>
           <w:tcPr>
             <w:tcW w:w="2800" w:type="dxa"/>
@@ -14325,12 +13557,6 @@
         </w:tc>
       </w:tr>
       <w:tr>
-        <w:tblPrEx>
-          <w:tblCellMar>
-            <w:top w:w="0" w:type="dxa"/>
-            <w:bottom w:w="0" w:type="dxa"/>
-          </w:tblCellMar>
-        </w:tblPrEx>
         <w:tc>
           <w:tcPr>
             <w:tcW w:w="2800" w:type="dxa"/>
@@ -14391,12 +13617,6 @@
         </w:tc>
       </w:tr>
       <w:tr>
-        <w:tblPrEx>
-          <w:tblCellMar>
-            <w:top w:w="0" w:type="dxa"/>
-            <w:bottom w:w="0" w:type="dxa"/>
-          </w:tblCellMar>
-        </w:tblPrEx>
         <w:tc>
           <w:tcPr>
             <w:tcW w:w="2800" w:type="dxa"/>
@@ -14475,12 +13695,6 @@
         </w:tc>
       </w:tr>
       <w:tr>
-        <w:tblPrEx>
-          <w:tblCellMar>
-            <w:top w:w="0" w:type="dxa"/>
-            <w:bottom w:w="0" w:type="dxa"/>
-          </w:tblCellMar>
-        </w:tblPrEx>
         <w:tc>
           <w:tcPr>
             <w:tcW w:w="2800" w:type="dxa"/>
@@ -14541,12 +13755,6 @@
         </w:tc>
       </w:tr>
       <w:tr>
-        <w:tblPrEx>
-          <w:tblCellMar>
-            <w:top w:w="0" w:type="dxa"/>
-            <w:bottom w:w="0" w:type="dxa"/>
-          </w:tblCellMar>
-        </w:tblPrEx>
         <w:tc>
           <w:tcPr>
             <w:tcW w:w="2800" w:type="dxa"/>
@@ -14607,12 +13815,6 @@
         </w:tc>
       </w:tr>
       <w:tr>
-        <w:tblPrEx>
-          <w:tblCellMar>
-            <w:top w:w="0" w:type="dxa"/>
-            <w:bottom w:w="0" w:type="dxa"/>
-          </w:tblCellMar>
-        </w:tblPrEx>
         <w:tc>
           <w:tcPr>
             <w:tcW w:w="2800" w:type="dxa"/>
@@ -14811,12 +14013,6 @@
         <w:gridCol w:w="6160"/>
       </w:tblGrid>
       <w:tr>
-        <w:tblPrEx>
-          <w:tblCellMar>
-            <w:top w:w="0" w:type="dxa"/>
-            <w:bottom w:w="0" w:type="dxa"/>
-          </w:tblCellMar>
-        </w:tblPrEx>
         <w:tc>
           <w:tcPr>
             <w:tcW w:w="3200" w:type="dxa"/>
@@ -14885,12 +14081,6 @@
         </w:tc>
       </w:tr>
       <w:tr>
-        <w:tblPrEx>
-          <w:tblCellMar>
-            <w:top w:w="0" w:type="dxa"/>
-            <w:bottom w:w="0" w:type="dxa"/>
-          </w:tblCellMar>
-        </w:tblPrEx>
         <w:tc>
           <w:tcPr>
             <w:tcW w:w="3200" w:type="dxa"/>
@@ -14969,12 +14159,6 @@
         </w:tc>
       </w:tr>
       <w:tr>
-        <w:tblPrEx>
-          <w:tblCellMar>
-            <w:top w:w="0" w:type="dxa"/>
-            <w:bottom w:w="0" w:type="dxa"/>
-          </w:tblCellMar>
-        </w:tblPrEx>
         <w:tc>
           <w:tcPr>
             <w:tcW w:w="3200" w:type="dxa"/>
@@ -15053,12 +14237,6 @@
         </w:tc>
       </w:tr>
       <w:tr>
-        <w:tblPrEx>
-          <w:tblCellMar>
-            <w:top w:w="0" w:type="dxa"/>
-            <w:bottom w:w="0" w:type="dxa"/>
-          </w:tblCellMar>
-        </w:tblPrEx>
         <w:tc>
           <w:tcPr>
             <w:tcW w:w="3200" w:type="dxa"/>
@@ -15155,12 +14333,6 @@
         </w:tc>
       </w:tr>
       <w:tr>
-        <w:tblPrEx>
-          <w:tblCellMar>
-            <w:top w:w="0" w:type="dxa"/>
-            <w:bottom w:w="0" w:type="dxa"/>
-          </w:tblCellMar>
-        </w:tblPrEx>
         <w:tc>
           <w:tcPr>
             <w:tcW w:w="3200" w:type="dxa"/>
@@ -15275,12 +14447,6 @@
         <w:gridCol w:w="2400"/>
       </w:tblGrid>
       <w:tr>
-        <w:tblPrEx>
-          <w:tblCellMar>
-            <w:top w:w="0" w:type="dxa"/>
-            <w:bottom w:w="0" w:type="dxa"/>
-          </w:tblCellMar>
-        </w:tblPrEx>
         <w:tc>
           <w:tcPr>
             <w:tcW w:w="2400" w:type="dxa"/>
@@ -15415,12 +14581,6 @@
         </w:tc>
       </w:tr>
       <w:tr>
-        <w:tblPrEx>
-          <w:tblCellMar>
-            <w:top w:w="0" w:type="dxa"/>
-            <w:bottom w:w="0" w:type="dxa"/>
-          </w:tblCellMar>
-        </w:tblPrEx>
         <w:tc>
           <w:tcPr>
             <w:tcW w:w="2400" w:type="dxa"/>
@@ -15519,12 +14679,6 @@
         </w:tc>
       </w:tr>
       <w:tr>
-        <w:tblPrEx>
-          <w:tblCellMar>
-            <w:top w:w="0" w:type="dxa"/>
-            <w:bottom w:w="0" w:type="dxa"/>
-          </w:tblCellMar>
-        </w:tblPrEx>
         <w:tc>
           <w:tcPr>
             <w:tcW w:w="2400" w:type="dxa"/>
@@ -15623,12 +14777,6 @@
         </w:tc>
       </w:tr>
       <w:tr>
-        <w:tblPrEx>
-          <w:tblCellMar>
-            <w:top w:w="0" w:type="dxa"/>
-            <w:bottom w:w="0" w:type="dxa"/>
-          </w:tblCellMar>
-        </w:tblPrEx>
         <w:tc>
           <w:tcPr>
             <w:tcW w:w="2400" w:type="dxa"/>
@@ -15727,12 +14875,6 @@
         </w:tc>
       </w:tr>
       <w:tr>
-        <w:tblPrEx>
-          <w:tblCellMar>
-            <w:top w:w="0" w:type="dxa"/>
-            <w:bottom w:w="0" w:type="dxa"/>
-          </w:tblCellMar>
-        </w:tblPrEx>
         <w:tc>
           <w:tcPr>
             <w:tcW w:w="2400" w:type="dxa"/>
@@ -15831,12 +14973,6 @@
         </w:tc>
       </w:tr>
       <w:tr>
-        <w:tblPrEx>
-          <w:tblCellMar>
-            <w:top w:w="0" w:type="dxa"/>
-            <w:bottom w:w="0" w:type="dxa"/>
-          </w:tblCellMar>
-        </w:tblPrEx>
         <w:tc>
           <w:tcPr>
             <w:tcW w:w="2400" w:type="dxa"/>
@@ -15946,7 +15082,7 @@
       </w:pPr>
     </w:p>
     <w:sectPr>
-      <w:footerReference w:type="default" r:id="rId7"/>
+      <w:footerReference w:type="default" r:id="rId8"/>
       <w:pgSz w:w="11906" w:h="16838"/>
       <w:pgMar w:top="1080" w:right="1080" w:bottom="1080" w:left="1080" w:header="708" w:footer="708" w:gutter="0"/>
       <w:cols w:space="720"/>
@@ -16795,6 +15931,18 @@
       <w:szCs w:val="20"/>
     </w:rPr>
   </w:style>
+  <w:style w:type="character" w:styleId="UnresolvedMention">
+    <w:name w:val="Unresolved Mention"/>
+    <w:basedOn w:val="DefaultParagraphFont"/>
+    <w:uiPriority w:val="99"/>
+    <w:semiHidden/>
+    <w:unhideWhenUsed/>
+    <w:rsid w:val="00382C6D"/>
+    <w:rPr>
+      <w:color w:val="605E5C"/>
+      <w:shd w:val="clear" w:color="auto" w:fill="E1DFDD"/>
+    </w:rPr>
+  </w:style>
 </w:styles>
 </file>
 
